--- a/swh/docx/01.content.docx
+++ b/swh/docx/01.content.docx
@@ -24207,19 +24207,7 @@
         <w:rPr>
           <w:lang w:val="sw_KE" w:bidi="sw_KE"/>
         </w:rPr>
-        <w:t xml:space="preserve">). Kwa kutumia mpangilio wa matukio katika maandiko ya Kiebrania, familia ilihamia Misri karibu mwaka 1876 Kabla ya Kristo (KK), na Kutoka ilitokea karibu mwaka 1446 KK (ingawa wasomi wengi wanachukulia tarehe ya Kutoka kuwa baadaye, karibu mwaka 1270 KK; tazama </w:t>
-      </w:r>
-      <w:r>
-        <w:rPr>
-          <w:lang w:val="sw_KE" w:bidi="sw_KE"/>
-        </w:rPr>
-        <w:t>Utangulizi wa Kitabu cha Kutoka</w:t>
-      </w:r>
-      <w:r>
-        <w:rPr>
-          <w:lang w:val="sw_KE" w:bidi="sw_KE"/>
-        </w:rPr>
-        <w:t>, “Tarehe ya Kutoka”).</w:t>
+        <w:t>). Kwa kutumia mpangilio wa matukio katika maandiko ya Kiebrania, familia ilihamia Misri karibu mwaka 1876 Kabla ya Kristo (KK), na Kutoka ilitokea karibu mwaka 1446 KK (ingawa wasomi wengi wanachukulia tarehe ya Kutoka kuwa baadaye, karibu mwaka 1270 KK; tazama Utangulizi wa Kitabu cha Kutoka, “Tarehe ya Kutoka”).</w:t>
       </w:r>
       <w:r>
         <w:rPr>
@@ -35034,19 +35022,7 @@
         <w:rPr>
           <w:lang w:val="sw_KE" w:bidi="sw_KE"/>
         </w:rPr>
-        <w:t xml:space="preserve">), ambayo inafuata mpangilio wa fasihi wa Mwanzo (tazama </w:t>
-      </w:r>
-      <w:r>
-        <w:rPr>
-          <w:lang w:val="sw_KE" w:bidi="sw_KE"/>
-        </w:rPr>
-        <w:t>Utangulizi wa Kitabu cha Mwanzo</w:t>
-      </w:r>
-      <w:r>
-        <w:rPr>
-          <w:lang w:val="sw_KE" w:bidi="sw_KE"/>
-        </w:rPr>
-        <w:t>, “Muhtasari”).</w:t>
+        <w:t>), ambayo inafuata mpangilio wa fasihi wa Mwanzo (tazama Utangulizi wa Kitabu cha Mwanzo, “Muhtasari”).</w:t>
       </w:r>
       <w:r>
         <w:rPr>
@@ -46973,19 +46949,7 @@
         <w:rPr>
           <w:lang w:val="sw_KE" w:bidi="sw_KE"/>
         </w:rPr>
-        <w:t xml:space="preserve">inaweza kuonekana hapo hadi leo: Hii inaonekana kuwa ni maoni ya baadaye ya mhariri na mtu ambaye aliishi katika nchi baada ya ushindi na kutoa maelekezo kwa kaburi (tazama </w:t>
-      </w:r>
-      <w:r>
-        <w:rPr>
-          <w:lang w:val="sw_KE" w:bidi="sw_KE"/>
-        </w:rPr>
-        <w:t>Utangulizi wa Kitabu cha Mwanzo</w:t>
-      </w:r>
-      <w:r>
-        <w:rPr>
-          <w:lang w:val="sw_KE" w:bidi="sw_KE"/>
-        </w:rPr>
-        <w:t>, “Muundo”).</w:t>
+        <w:t>inaweza kuonekana hapo hadi leo: Hii inaonekana kuwa ni maoni ya baadaye ya mhariri na mtu ambaye aliishi katika nchi baada ya ushindi na kutoa maelekezo kwa kaburi (tazama Utangulizi wa Kitabu cha Mwanzo, “Muundo”).</w:t>
       </w:r>
       <w:r>
         <w:rPr>
@@ -58235,19 +58199,7 @@
         <w:rPr>
           <w:lang w:val="sw_KE" w:bidi="sw_KE"/>
         </w:rPr>
-        <w:t xml:space="preserve">Mkono wa kulia ulikuwa kwa ajili ya kichwa cha mzaliwa wa kwanza, na Yakobo alikusudia kumpa nafasi hiyo mwana mdogo. Mfano huo ulifuatwa kwa vizazi vinne mfululizo: Isaka juu ya Ishmaeli, Yakobo juu ya Esau, Yosefu juu ya Reubeni, na Efraimu juu ya Manase. Miaka mingi baadaye, Efraimu ikawa kabila kuu katika ufalme wa kaskazini, bora kuliko kabila la Manase. Ufalme wote wa kaskazini wa Israeli mara kwa mara uliitwa Efraimu (tazama maelezo ya masomo kwenye </w:t>
-      </w:r>
-      <w:r>
-        <w:rPr>
-          <w:lang w:val="sw_KE" w:bidi="sw_KE"/>
-        </w:rPr>
-        <w:t>2 Mambo ya Nyakati 28:12</w:t>
-      </w:r>
-      <w:r>
-        <w:rPr>
-          <w:lang w:val="sw_KE" w:bidi="sw_KE"/>
-        </w:rPr>
-        <w:t xml:space="preserve">; </w:t>
+        <w:t xml:space="preserve">Mkono wa kulia ulikuwa kwa ajili ya kichwa cha mzaliwa wa kwanza, na Yakobo alikusudia kumpa nafasi hiyo mwana mdogo. Mfano huo ulifuatwa kwa vizazi vinne mfululizo: Isaka juu ya Ishmaeli, Yakobo juu ya Esau, Yosefu juu ya Reubeni, na Efraimu juu ya Manase. Miaka mingi baadaye, Efraimu ikawa kabila kuu katika ufalme wa kaskazini, bora kuliko kabila la Manase. Ufalme wote wa kaskazini wa Israeli mara kwa mara uliitwa Efraimu (tazama maelezo ya masomo kwenye 2 Mambo ya Nyakati 28:12; </w:t>
       </w:r>
       <w:r>
         <w:rPr>
